--- a/lab7/report.docx
+++ b/lab7/report.docx
@@ -7,7 +7,7 @@
         <w:pStyle w:val="Title"/>
       </w:pPr>
       <w:r>
-        <w:t xml:space="preserve">Лабораторная работа №7</w:t>
+        <w:t xml:space="preserve">Лабораторная работа № 7</w:t>
       </w:r>
     </w:p>
     <w:p>
@@ -15,7 +15,7 @@
         <w:pStyle w:val="Subtitle"/>
       </w:pPr>
       <w:r>
-        <w:t xml:space="preserve">Анализ файловой системы Linux. Команды для работы с файлами и каталогами</w:t>
+        <w:t xml:space="preserve">Операционные системы — НПИбд-01-25</w:t>
       </w:r>
     </w:p>
     <w:p>
@@ -23,24 +23,72 @@
         <w:pStyle w:val="Author"/>
       </w:pPr>
       <w:r>
-        <w:t xml:space="preserve">Mikhail Vzvarov</w:t>
-      </w:r>
-    </w:p>
-    <w:p>
-      <w:pPr>
-        <w:pStyle w:val="Date"/>
-      </w:pPr>
-      <w:r>
-        <w:t xml:space="preserve">2026</w:t>
-      </w:r>
-    </w:p>
+        <w:t xml:space="preserve">Взваров Михаил</w:t>
+      </w:r>
+    </w:p>
+    <w:p>
+      <w:pPr>
+        <w:pStyle w:val="AbstractTitle"/>
+      </w:pPr>
+      <w:r>
+        <w:t xml:space="preserve">Аннотация</w:t>
+      </w:r>
+    </w:p>
+    <w:p>
+      <w:pPr>
+        <w:pStyle w:val="Abstract"/>
+      </w:pPr>
+      <w:r>
+        <w:t xml:space="preserve">В отчёте представлены результаты выполнения лабораторной работы № 7</w:t>
+      </w:r>
+      <w:r>
+        <w:t xml:space="preserve"> </w:t>
+      </w:r>
+      <w:r>
+        <w:t xml:space="preserve">по дисциплине «Операционные системы».</w:t>
+      </w:r>
+    </w:p>
+    <w:p>
+      <w:pPr>
+        <w:pStyle w:val="Abstract"/>
+      </w:pPr>
+      <w:r>
+        <w:t xml:space="preserve">Приведены ход выполнения работы, полученные результаты и выводы.</w:t>
+      </w:r>
+    </w:p>
+    <w:sdt>
+      <w:sdtPr>
+        <w:docPartObj>
+          <w:docPartGallery w:val="Table of Contents"/>
+          <w:docPartUnique/>
+        </w:docPartObj>
+      </w:sdtPr>
+      <w:sdtContent>
+        <w:p>
+          <w:pPr>
+            <w:pStyle w:val="TOCHeading"/>
+          </w:pPr>
+          <w:r>
+            <w:t xml:space="preserve">Содержание</w:t>
+          </w:r>
+        </w:p>
+        <w:p>
+          <w:r>
+            <w:fldChar w:fldCharType="begin" w:dirty="true"/>
+            <w:instrText xml:space="preserve">TOC \o "1-2" \h \z \u</w:instrText>
+            <w:fldChar w:fldCharType="separate"/>
+            <w:fldChar w:fldCharType="end"/>
+          </w:r>
+        </w:p>
+      </w:sdtContent>
+    </w:sdt>
     <w:bookmarkStart w:id="42" w:name="лабораторная-работа-7"/>
     <w:p>
       <w:pPr>
         <w:pStyle w:val="Heading1"/>
       </w:pPr>
       <w:r>
-        <w:t xml:space="preserve">Лабораторная работа №7</w:t>
+        <w:t xml:space="preserve">1. Лабораторная работа №7</w:t>
       </w:r>
     </w:p>
     <w:bookmarkStart w:id="13" w:name="Xe575db43f5fb010ed179646da4b5f75378bfbee"/>
@@ -49,7 +97,7 @@
         <w:pStyle w:val="Heading2"/>
       </w:pPr>
       <w:r>
-        <w:t xml:space="preserve">Анализ файловой системы Linux. Команды для работы с файлами и каталогами</w:t>
+        <w:t xml:space="preserve">1.1 Анализ файловой системы Linux. Команды для работы с файлами и каталогами</w:t>
       </w:r>
     </w:p>
     <w:p>
@@ -65,7 +113,7 @@
         <w:pStyle w:val="Heading3"/>
       </w:pPr>
       <w:r>
-        <w:t xml:space="preserve">Цель работы</w:t>
+        <w:t xml:space="preserve">1.1.1 Цель работы</w:t>
       </w:r>
     </w:p>
     <w:p>
@@ -90,7 +138,7 @@
         <w:pStyle w:val="Heading3"/>
       </w:pPr>
       <w:r>
-        <w:t xml:space="preserve">Задание</w:t>
+        <w:t xml:space="preserve">1.1.2 Задание</w:t>
       </w:r>
     </w:p>
     <w:p>
@@ -155,7 +203,7 @@
         <w:pStyle w:val="Heading3"/>
       </w:pPr>
       <w:r>
-        <w:t xml:space="preserve">Выполнение работы</w:t>
+        <w:t xml:space="preserve">1.1.3 Выполнение работы</w:t>
       </w:r>
     </w:p>
     <w:bookmarkStart w:id="11" w:name="команды-для-создания-и-просмотра-файлов"/>
@@ -164,7 +212,7 @@
         <w:pStyle w:val="Heading4"/>
       </w:pPr>
       <w:r>
-        <w:t xml:space="preserve">1. Команды для создания и просмотра файлов</w:t>
+        <w:t xml:space="preserve">1.1.3.1 1. Команды для создания и просмотра файлов</w:t>
       </w:r>
     </w:p>
     <w:p>
@@ -221,7 +269,7 @@
         <w:pStyle w:val="Heading2"/>
       </w:pPr>
       <w:r>
-        <w:t xml:space="preserve">2. Копирование файлов и каталогов</w:t>
+        <w:t xml:space="preserve">1.2 2. Копирование файлов и каталогов</w:t>
       </w:r>
     </w:p>
     <w:bookmarkStart w:id="14" w:name="копирование-файлов-в-текущем-каталоге"/>
@@ -230,7 +278,7 @@
         <w:pStyle w:val="Heading3"/>
       </w:pPr>
       <w:r>
-        <w:t xml:space="preserve">2.1. Копирование файлов в текущем каталоге</w:t>
+        <w:t xml:space="preserve">1.2.1 2.1. Копирование файлов в текущем каталоге</w:t>
       </w:r>
     </w:p>
     <w:p>
@@ -314,7 +362,7 @@
         <w:pStyle w:val="Heading2"/>
       </w:pPr>
       <w:r>
-        <w:t xml:space="preserve">3. Перемещение и переименование файлов и каталогов</w:t>
+        <w:t xml:space="preserve">1.3 3. Перемещение и переименование файлов и каталогов</w:t>
       </w:r>
     </w:p>
     <w:bookmarkStart w:id="16" w:name="переименование-файлов"/>
@@ -323,7 +371,7 @@
         <w:pStyle w:val="Heading3"/>
       </w:pPr>
       <w:r>
-        <w:t xml:space="preserve">3.1. Переименование файлов</w:t>
+        <w:t xml:space="preserve">1.3.1 3.1. Переименование файлов</w:t>
       </w:r>
     </w:p>
     <w:p>
@@ -367,7 +415,7 @@
         <w:pStyle w:val="Heading3"/>
       </w:pPr>
       <w:r>
-        <w:t xml:space="preserve">3.3. Переименование каталогов</w:t>
+        <w:t xml:space="preserve">1.3.2 3.3. Переименование каталогов</w:t>
       </w:r>
     </w:p>
     <w:p>
@@ -393,7 +441,7 @@
         <w:pStyle w:val="Heading3"/>
       </w:pPr>
       <w:r>
-        <w:t xml:space="preserve">3.4. Перемещение каталога в другой каталог</w:t>
+        <w:t xml:space="preserve">1.3.3 3.4. Перемещение каталога в другой каталог</w:t>
       </w:r>
     </w:p>
     <w:p>
@@ -425,7 +473,7 @@
         <w:pStyle w:val="Heading3"/>
       </w:pPr>
       <w:r>
-        <w:t xml:space="preserve">3.5. Переименование каталога, не являющегося текущим</w:t>
+        <w:t xml:space="preserve">1.3.4 3.5. Переименование каталога, не являющегося текущим</w:t>
       </w:r>
     </w:p>
     <w:p>
@@ -459,7 +507,7 @@
         <w:pStyle w:val="Heading2"/>
       </w:pPr>
       <w:r>
-        <w:t xml:space="preserve">4. Права доступа</w:t>
+        <w:t xml:space="preserve">1.4 4. Права доступа</w:t>
       </w:r>
     </w:p>
     <w:bookmarkStart w:id="21" w:name="просмотр-прав-доступа"/>
@@ -468,7 +516,7 @@
         <w:pStyle w:val="Heading3"/>
       </w:pPr>
       <w:r>
-        <w:t xml:space="preserve">4.1. Просмотр прав доступа</w:t>
+        <w:t xml:space="preserve">1.4.1 4.1. Просмотр прав доступа</w:t>
       </w:r>
     </w:p>
     <w:p>
@@ -593,7 +641,7 @@
         <w:pStyle w:val="Heading3"/>
       </w:pPr>
       <w:r>
-        <w:t xml:space="preserve">4.3. Цифровая запись прав доступа</w:t>
+        <w:t xml:space="preserve">1.4.2 4.3. Цифровая запись прав доступа</w:t>
       </w:r>
     </w:p>
     <w:p>
@@ -658,7 +706,7 @@
         <w:pStyle w:val="Heading4"/>
       </w:pPr>
       <w:r>
-        <w:t xml:space="preserve">Примеры:</w:t>
+        <w:t xml:space="preserve">1.4.2.1 Примеры:</w:t>
       </w:r>
     </w:p>
     <w:p>
@@ -705,7 +753,7 @@
         <w:pStyle w:val="Heading2"/>
       </w:pPr>
       <w:r>
-        <w:t xml:space="preserve">5. Анализ файловой системы</w:t>
+        <w:t xml:space="preserve">1.5 5. Анализ файловой системы</w:t>
       </w:r>
     </w:p>
     <w:bookmarkStart w:id="25" w:name="просмотр-смонтированных-файловых-систем"/>
@@ -714,7 +762,7 @@
         <w:pStyle w:val="Heading3"/>
       </w:pPr>
       <w:r>
-        <w:t xml:space="preserve">5.1. Просмотр смонтированных файловых систем</w:t>
+        <w:t xml:space="preserve">1.5.1 5.1. Просмотр смонтированных файловых систем</w:t>
       </w:r>
     </w:p>
     <w:p>
@@ -758,7 +806,7 @@
         <w:pStyle w:val="Heading3"/>
       </w:pPr>
       <w:r>
-        <w:t xml:space="preserve">5.3. Проверка использования дискового пространства</w:t>
+        <w:t xml:space="preserve">1.5.2 5.3. Проверка использования дискового пространства</w:t>
       </w:r>
     </w:p>
     <w:p>
@@ -791,7 +839,7 @@
         <w:pStyle w:val="Heading3"/>
       </w:pPr>
       <w:r>
-        <w:t xml:space="preserve">5.4. Проверка целостности файловой системы</w:t>
+        <w:t xml:space="preserve">1.5.3 5.4. Проверка целостности файловой системы</w:t>
       </w:r>
     </w:p>
     <w:p>
@@ -833,7 +881,7 @@
         <w:pStyle w:val="Heading2"/>
       </w:pPr>
       <w:r>
-        <w:t xml:space="preserve">6. Определение команд chmod</w:t>
+        <w:t xml:space="preserve">1.6 6. Определение команд chmod</w:t>
       </w:r>
     </w:p>
     <w:p>
@@ -859,7 +907,7 @@
         <w:pStyle w:val="Heading3"/>
       </w:pPr>
       <w:r>
-        <w:t xml:space="preserve">6.1.</w:t>
+        <w:t xml:space="preserve">1.6.1 6.1.</w:t>
       </w:r>
       <w:r>
         <w:t xml:space="preserve"> </w:t>
@@ -963,7 +1011,7 @@
         <w:pStyle w:val="Heading3"/>
       </w:pPr>
       <w:r>
-        <w:t xml:space="preserve">6.3. -r-xr–r– … my_os</w:t>
+        <w:t xml:space="preserve">1.6.2 6.3. -r-xr–r– … my_os</w:t>
       </w:r>
     </w:p>
     <w:p>
@@ -995,7 +1043,7 @@
         <w:pStyle w:val="Heading3"/>
       </w:pPr>
       <w:r>
-        <w:t xml:space="preserve">6.4. -rw-rw-r– … feathers</w:t>
+        <w:t xml:space="preserve">1.6.3 6.4. -rw-rw-r– … feathers</w:t>
       </w:r>
     </w:p>
     <w:p>
@@ -1035,7 +1083,7 @@
         <w:pStyle w:val="Heading2"/>
       </w:pPr>
       <w:r>
-        <w:t xml:space="preserve">7. Контрольные вопросы</w:t>
+        <w:t xml:space="preserve">1.7 7. Контрольные вопросы</w:t>
       </w:r>
     </w:p>
     <w:bookmarkStart w:id="33" w:name="Xeb39f2e7ddabc46d83615d6a58e399417311e1e"/>
@@ -1044,7 +1092,7 @@
         <w:pStyle w:val="Heading3"/>
       </w:pPr>
       <w:r>
-        <w:t xml:space="preserve">7.1. Какие команды используются для создания файлов?</w:t>
+        <w:t xml:space="preserve">1.7.1 7.1. Какие команды используются для создания файлов?</w:t>
       </w:r>
     </w:p>
     <w:p>
@@ -1115,7 +1163,7 @@
         <w:pStyle w:val="Heading3"/>
       </w:pPr>
       <w:r>
-        <w:t xml:space="preserve">7.2. Как просмотреть содержимое файла?</w:t>
+        <w:t xml:space="preserve">1.7.2 7.2. Как просмотреть содержимое файла?</w:t>
       </w:r>
     </w:p>
     <w:p>
@@ -1180,7 +1228,7 @@
         <w:pStyle w:val="Heading3"/>
       </w:pPr>
       <w:r>
-        <w:t xml:space="preserve">7.3. Как скопировать файл в другой каталог?</w:t>
+        <w:t xml:space="preserve">1.7.3 7.3. Как скопировать файл в другой каталог?</w:t>
       </w:r>
     </w:p>
     <w:p>
@@ -1277,7 +1325,7 @@
         <w:pStyle w:val="Heading3"/>
       </w:pPr>
       <w:r>
-        <w:t xml:space="preserve">7.5. Как переименовать файл?</w:t>
+        <w:t xml:space="preserve">1.7.4 7.5. Как переименовать файл?</w:t>
       </w:r>
     </w:p>
     <w:p>
@@ -1401,7 +1449,7 @@
         <w:pStyle w:val="Heading2"/>
       </w:pPr>
       <w:r>
-        <w:t xml:space="preserve">7.7. Как изменить права доступа?</w:t>
+        <w:t xml:space="preserve">1.8 7.7. Как изменить права доступа?</w:t>
       </w:r>
     </w:p>
     <w:p>
@@ -1537,7 +1585,7 @@
         <w:pStyle w:val="Heading3"/>
       </w:pPr>
       <w:r>
-        <w:t xml:space="preserve">7.9. Что такое права доступа?</w:t>
+        <w:t xml:space="preserve">1.8.1 7.9. Что такое права доступа?</w:t>
       </w:r>
     </w:p>
     <w:p>
@@ -1669,7 +1717,7 @@
         <w:pStyle w:val="Heading2"/>
       </w:pPr>
       <w:r>
-        <w:t xml:space="preserve">8. Выводы</w:t>
+        <w:t xml:space="preserve">1.9 8. Выводы</w:t>
       </w:r>
     </w:p>
     <w:p>
@@ -1980,7 +2028,7 @@
         <w:pStyle w:val="Heading2"/>
       </w:pPr>
       <w:r>
-        <w:t xml:space="preserve">9. Библиография</w:t>
+        <w:t xml:space="preserve">1.10 9. Библиография</w:t>
       </w:r>
     </w:p>
     <w:p>
@@ -2568,10 +2616,10 @@
   <w:docDefaults>
     <w:rPrDefault>
       <w:rPr>
-        <w:rFonts w:asciiTheme="minorHAnsi" w:cstheme="minorBidi" w:eastAsiaTheme="minorHAnsi" w:hAnsiTheme="minorHAnsi"/>
+        <w:rFonts w:asciiTheme="minorHAnsi" w:cstheme="minorBidi" w:eastAsiaTheme="minorEastAsia" w:hAnsiTheme="minorHAnsi"/>
         <w:sz w:val="24"/>
         <w:szCs w:val="24"/>
-        <w:lang w:bidi="ar-SA" w:eastAsia="en-US" w:val="en-US"/>
+        <w:lang w:bidi="ar-SA" w:eastAsia="zh-CN" w:val="ru-RU"/>
       </w:rPr>
     </w:rPrDefault>
     <w:pPrDefault>
@@ -3112,13 +3160,6 @@
       </w:tblCellMar>
     </w:tblPr>
     <w:tblStylePr w:type="firstRow">
-      <w:tblPr>
-        <w:jc w:val="left"/>
-        <w:tblInd w:type="dxa" w:w="0"/>
-      </w:tblPr>
-      <w:trPr>
-        <w:jc w:val="left"/>
-      </w:trPr>
       <w:tcPr>
         <w:tcBorders>
           <w:bottom w:val="single"/>
@@ -3232,6 +3273,7 @@
     <w:link w:val="VerbatimChar"/>
     <w:pPr>
       <w:wordWrap w:val="off"/>
+      <w:shd w:val="clear" w:fill="f1f3f5"/>
     </w:pPr>
   </w:style>
   <w:style w:type="character" w:customStyle="1" w:styleId="KeywordTok">
@@ -3239,93 +3281,104 @@
     <w:basedOn w:val="VerbatimChar"/>
     <w:rPr>
       <w:b/>
-      <w:color w:val="007020"/>
+      <w:color w:val="003b4f"/>
+      <w:shd w:val="clear" w:fill="f1f3f5"/>
     </w:rPr>
   </w:style>
   <w:style w:type="character" w:customStyle="1" w:styleId="DataTypeTok">
     <w:name w:val="DataTypeTok"/>
     <w:basedOn w:val="VerbatimChar"/>
     <w:rPr>
-      <w:color w:val="902000"/>
+      <w:color w:val="ad0000"/>
+      <w:shd w:val="clear" w:fill="f1f3f5"/>
     </w:rPr>
   </w:style>
   <w:style w:type="character" w:customStyle="1" w:styleId="DecValTok">
     <w:name w:val="DecValTok"/>
     <w:basedOn w:val="VerbatimChar"/>
     <w:rPr>
-      <w:color w:val="40a070"/>
+      <w:color w:val="ad0000"/>
+      <w:shd w:val="clear" w:fill="f1f3f5"/>
     </w:rPr>
   </w:style>
   <w:style w:type="character" w:customStyle="1" w:styleId="BaseNTok">
     <w:name w:val="BaseNTok"/>
     <w:basedOn w:val="VerbatimChar"/>
     <w:rPr>
-      <w:color w:val="40a070"/>
+      <w:color w:val="ad0000"/>
+      <w:shd w:val="clear" w:fill="f1f3f5"/>
     </w:rPr>
   </w:style>
   <w:style w:type="character" w:customStyle="1" w:styleId="FloatTok">
     <w:name w:val="FloatTok"/>
     <w:basedOn w:val="VerbatimChar"/>
     <w:rPr>
-      <w:color w:val="40a070"/>
+      <w:color w:val="ad0000"/>
+      <w:shd w:val="clear" w:fill="f1f3f5"/>
     </w:rPr>
   </w:style>
   <w:style w:type="character" w:customStyle="1" w:styleId="ConstantTok">
     <w:name w:val="ConstantTok"/>
     <w:basedOn w:val="VerbatimChar"/>
     <w:rPr>
-      <w:color w:val="880000"/>
+      <w:color w:val="8f5902"/>
+      <w:shd w:val="clear" w:fill="f1f3f5"/>
     </w:rPr>
   </w:style>
   <w:style w:type="character" w:customStyle="1" w:styleId="CharTok">
     <w:name w:val="CharTok"/>
     <w:basedOn w:val="VerbatimChar"/>
     <w:rPr>
-      <w:color w:val="4070a0"/>
+      <w:color w:val="20794d"/>
+      <w:shd w:val="clear" w:fill="f1f3f5"/>
     </w:rPr>
   </w:style>
   <w:style w:type="character" w:customStyle="1" w:styleId="SpecialCharTok">
     <w:name w:val="SpecialCharTok"/>
     <w:basedOn w:val="VerbatimChar"/>
     <w:rPr>
-      <w:color w:val="4070a0"/>
+      <w:color w:val="5e5e5e"/>
+      <w:shd w:val="clear" w:fill="f1f3f5"/>
     </w:rPr>
   </w:style>
   <w:style w:type="character" w:customStyle="1" w:styleId="StringTok">
     <w:name w:val="StringTok"/>
     <w:basedOn w:val="VerbatimChar"/>
     <w:rPr>
-      <w:color w:val="4070a0"/>
+      <w:color w:val="20794d"/>
+      <w:shd w:val="clear" w:fill="f1f3f5"/>
     </w:rPr>
   </w:style>
   <w:style w:type="character" w:customStyle="1" w:styleId="VerbatimStringTok">
     <w:name w:val="VerbatimStringTok"/>
     <w:basedOn w:val="VerbatimChar"/>
     <w:rPr>
-      <w:color w:val="4070a0"/>
+      <w:color w:val="20794d"/>
+      <w:shd w:val="clear" w:fill="f1f3f5"/>
     </w:rPr>
   </w:style>
   <w:style w:type="character" w:customStyle="1" w:styleId="SpecialStringTok">
     <w:name w:val="SpecialStringTok"/>
     <w:basedOn w:val="VerbatimChar"/>
     <w:rPr>
-      <w:color w:val="bb6688"/>
+      <w:color w:val="20794d"/>
+      <w:shd w:val="clear" w:fill="f1f3f5"/>
     </w:rPr>
   </w:style>
   <w:style w:type="character" w:customStyle="1" w:styleId="ImportTok">
     <w:name w:val="ImportTok"/>
     <w:basedOn w:val="VerbatimChar"/>
     <w:rPr>
-      <w:b/>
-      <w:color w:val="008000"/>
+      <w:color w:val="00769e"/>
+      <w:shd w:val="clear" w:fill="f1f3f5"/>
     </w:rPr>
   </w:style>
   <w:style w:type="character" w:customStyle="1" w:styleId="CommentTok">
     <w:name w:val="CommentTok"/>
     <w:basedOn w:val="VerbatimChar"/>
     <w:rPr>
-      <w:i/>
-      <w:color w:val="60a0b0"/>
+      <w:color w:val="5e5e5e"/>
+      <w:shd w:val="clear" w:fill="f1f3f5"/>
     </w:rPr>
   </w:style>
   <w:style w:type="character" w:customStyle="1" w:styleId="DocumentationTok">
@@ -3333,46 +3386,49 @@
     <w:basedOn w:val="VerbatimChar"/>
     <w:rPr>
       <w:i/>
-      <w:color w:val="ba2121"/>
+      <w:color w:val="5e5e5e"/>
+      <w:shd w:val="clear" w:fill="f1f3f5"/>
     </w:rPr>
   </w:style>
   <w:style w:type="character" w:customStyle="1" w:styleId="AnnotationTok">
     <w:name w:val="AnnotationTok"/>
     <w:basedOn w:val="VerbatimChar"/>
     <w:rPr>
-      <w:b/>
-      <w:i/>
-      <w:color w:val="60a0b0"/>
+      <w:color w:val="5e5e5e"/>
+      <w:shd w:val="clear" w:fill="f1f3f5"/>
     </w:rPr>
   </w:style>
   <w:style w:type="character" w:customStyle="1" w:styleId="CommentVarTok">
     <w:name w:val="CommentVarTok"/>
     <w:basedOn w:val="VerbatimChar"/>
     <w:rPr>
-      <w:b/>
       <w:i/>
-      <w:color w:val="60a0b0"/>
+      <w:color w:val="5e5e5e"/>
+      <w:shd w:val="clear" w:fill="f1f3f5"/>
     </w:rPr>
   </w:style>
   <w:style w:type="character" w:customStyle="1" w:styleId="OtherTok">
     <w:name w:val="OtherTok"/>
     <w:basedOn w:val="VerbatimChar"/>
     <w:rPr>
-      <w:color w:val="007020"/>
+      <w:color w:val="003b4f"/>
+      <w:shd w:val="clear" w:fill="f1f3f5"/>
     </w:rPr>
   </w:style>
   <w:style w:type="character" w:customStyle="1" w:styleId="FunctionTok">
     <w:name w:val="FunctionTok"/>
     <w:basedOn w:val="VerbatimChar"/>
     <w:rPr>
-      <w:color w:val="06287e"/>
+      <w:color w:val="4758ab"/>
+      <w:shd w:val="clear" w:fill="f1f3f5"/>
     </w:rPr>
   </w:style>
   <w:style w:type="character" w:customStyle="1" w:styleId="VariableTok">
     <w:name w:val="VariableTok"/>
     <w:basedOn w:val="VerbatimChar"/>
     <w:rPr>
-      <w:color w:val="19177c"/>
+      <w:color w:val="111111"/>
+      <w:shd w:val="clear" w:fill="f1f3f5"/>
     </w:rPr>
   </w:style>
   <w:style w:type="character" w:customStyle="1" w:styleId="ControlFlowTok">
@@ -3380,85 +3436,98 @@
     <w:basedOn w:val="VerbatimChar"/>
     <w:rPr>
       <w:b/>
-      <w:color w:val="007020"/>
+      <w:color w:val="003b4f"/>
+      <w:shd w:val="clear" w:fill="f1f3f5"/>
     </w:rPr>
   </w:style>
   <w:style w:type="character" w:customStyle="1" w:styleId="OperatorTok">
     <w:name w:val="OperatorTok"/>
     <w:basedOn w:val="VerbatimChar"/>
     <w:rPr>
-      <w:color w:val="666666"/>
+      <w:color w:val="5e5e5e"/>
+      <w:shd w:val="clear" w:fill="f1f3f5"/>
     </w:rPr>
   </w:style>
   <w:style w:type="character" w:customStyle="1" w:styleId="BuiltInTok">
     <w:name w:val="BuiltInTok"/>
     <w:basedOn w:val="VerbatimChar"/>
     <w:rPr>
-      <w:color w:val="008000"/>
+      <w:color w:val="003b4f"/>
+      <w:shd w:val="clear" w:fill="f1f3f5"/>
     </w:rPr>
   </w:style>
   <w:style w:type="character" w:customStyle="1" w:styleId="ExtensionTok">
     <w:name w:val="ExtensionTok"/>
     <w:basedOn w:val="VerbatimChar"/>
-    <w:rPr/>
+    <w:rPr>
+      <w:color w:val="003b4f"/>
+      <w:shd w:val="clear" w:fill="f1f3f5"/>
+    </w:rPr>
   </w:style>
   <w:style w:type="character" w:customStyle="1" w:styleId="PreprocessorTok">
     <w:name w:val="PreprocessorTok"/>
     <w:basedOn w:val="VerbatimChar"/>
     <w:rPr>
-      <w:color w:val="bc7a00"/>
+      <w:color w:val="ad0000"/>
+      <w:shd w:val="clear" w:fill="f1f3f5"/>
     </w:rPr>
   </w:style>
   <w:style w:type="character" w:customStyle="1" w:styleId="AttributeTok">
     <w:name w:val="AttributeTok"/>
     <w:basedOn w:val="VerbatimChar"/>
     <w:rPr>
-      <w:color w:val="7d9029"/>
+      <w:color w:val="657422"/>
+      <w:shd w:val="clear" w:fill="f1f3f5"/>
     </w:rPr>
   </w:style>
   <w:style w:type="character" w:customStyle="1" w:styleId="RegionMarkerTok">
     <w:name w:val="RegionMarkerTok"/>
     <w:basedOn w:val="VerbatimChar"/>
-    <w:rPr/>
+    <w:rPr>
+      <w:color w:val="003b4f"/>
+      <w:shd w:val="clear" w:fill="f1f3f5"/>
+    </w:rPr>
   </w:style>
   <w:style w:type="character" w:customStyle="1" w:styleId="InformationTok">
     <w:name w:val="InformationTok"/>
     <w:basedOn w:val="VerbatimChar"/>
     <w:rPr>
-      <w:b/>
-      <w:i/>
-      <w:color w:val="60a0b0"/>
+      <w:color w:val="5e5e5e"/>
+      <w:shd w:val="clear" w:fill="f1f3f5"/>
     </w:rPr>
   </w:style>
   <w:style w:type="character" w:customStyle="1" w:styleId="WarningTok">
     <w:name w:val="WarningTok"/>
     <w:basedOn w:val="VerbatimChar"/>
     <w:rPr>
-      <w:b/>
       <w:i/>
-      <w:color w:val="60a0b0"/>
+      <w:color w:val="5e5e5e"/>
+      <w:shd w:val="clear" w:fill="f1f3f5"/>
     </w:rPr>
   </w:style>
   <w:style w:type="character" w:customStyle="1" w:styleId="AlertTok">
     <w:name w:val="AlertTok"/>
     <w:basedOn w:val="VerbatimChar"/>
     <w:rPr>
-      <w:b/>
-      <w:color w:val="ff0000"/>
+      <w:color w:val="ad0000"/>
+      <w:shd w:val="clear" w:fill="f1f3f5"/>
     </w:rPr>
   </w:style>
   <w:style w:type="character" w:customStyle="1" w:styleId="ErrorTok">
     <w:name w:val="ErrorTok"/>
     <w:basedOn w:val="VerbatimChar"/>
     <w:rPr>
-      <w:b/>
-      <w:color w:val="ff0000"/>
+      <w:color w:val="ad0000"/>
+      <w:shd w:val="clear" w:fill="f1f3f5"/>
     </w:rPr>
   </w:style>
   <w:style w:type="character" w:customStyle="1" w:styleId="NormalTok">
     <w:name w:val="NormalTok"/>
     <w:basedOn w:val="VerbatimChar"/>
-    <w:rPr/>
+    <w:rPr>
+      <w:color w:val="003b4f"/>
+      <w:shd w:val="clear" w:fill="f1f3f5"/>
+    </w:rPr>
   </w:style>
 </w:styles>
 </file>
